--- a/extrakty/doc/TC278WG4/extract_21219-4_(2015).docx
+++ b/extrakty/doc/TC278WG4/extract_21219-4_(2015).docx
@@ -125,7 +125,7 @@
                 <w:sz w:val="28"/>
                 <w:szCs w:val="28"/>
               </w:rPr>
-              <w:t>01 8388</w:t>
+              <w:t xml:space="preserve">01 8259</w:t>
             </w:r>
           </w:p>
         </w:tc>
@@ -149,7 +149,7 @@
           <w:sz w:val="28"/>
           <w:szCs w:val="28"/>
         </w:rPr>
-        <w:t xml:space="preserve">Vydána 2016, 46 stran</w:t>
+        <w:t xml:space="preserve">Vydána 2015, 37 stran</w:t>
       </w:r>
     </w:p>
     <w:p>

--- a/extrakty/doc/TC278WG4/extract_21219-4_(2015).docx
+++ b/extrakty/doc/TC278WG4/extract_21219-4_(2015).docx
@@ -214,12 +214,11 @@
     </w:p>
     <w:p>
       <w:pPr>
-        <w:pStyle w:val="Poznmka"/>
-        <w:rPr/>
-      </w:pPr>
-      <w:r>
-        <w:rPr/>
-        <w:t>Poznámka 1: Extrakt přejímá původní číslování kapitol.</w:t>
+        <w:pStyle w:val="normal1"/>
+        <w:rPr/>
+      </w:pPr>
+      <w:r>
+        <w:t xml:space="preserve">Poznámka: Extrakt uvádí vybrané kapitoly popisovaného dokumentu a přejímá původní číslování kapitol.</w:t>
       </w:r>
     </w:p>
     <w:p>
@@ -364,7 +363,30 @@
       </w:pPr>
       <w:r>
         <w:rPr/>
-        <w:t>Souvisící normy</w:t>
+        <w:t xml:space="preserve">1 Předmět normy</w:t>
+      </w:r>
+    </w:p>
+    <w:p>
+      <w:pPr>
+        <w:pStyle w:val="normal1"/>
+        <w:rPr/>
+      </w:pPr>
+      <w:bookmarkStart w:id="7" w:name="h.1t3h5sf"/>
+      <w:bookmarkEnd w:id="7"/>
+      <w:r>
+        <w:rPr/>
+        <w:t>Popisovaný dokument stanoví pravidla pro převod UML modelu aplikace TPEG do XML schématu používaného pro návrh a validaci XML (tpegML) dokumentů pro danou aplikaci TPEG. Obsahuje definice XML schématu i s příklady samotného XML pro abstraktní datové typy a pravidla pro konverzi složených datových typů stanovených v ISO/TS 21219-2.</w:t>
+      </w:r>
+    </w:p>
+    <w:p>
+      <w:pPr>
+        <w:pStyle w:val="Heading1"/>
+        <w:ind w:hanging="0" w:start="0"/>
+        <w:rPr/>
+      </w:pPr>
+      <w:r>
+        <w:rPr/>
+        <w:t xml:space="preserve">2 Souvisící normy</w:t>
       </w:r>
     </w:p>
     <w:p>
@@ -384,34 +406,11 @@
         <w:ind w:hanging="0" w:start="0"/>
         <w:rPr/>
       </w:pPr>
-      <w:r>
-        <w:rPr/>
-        <w:t>1 Předmět</w:t>
-      </w:r>
-    </w:p>
-    <w:p>
-      <w:pPr>
-        <w:pStyle w:val="normal1"/>
-        <w:rPr/>
-      </w:pPr>
-      <w:bookmarkStart w:id="7" w:name="h.1t3h5sf"/>
-      <w:bookmarkEnd w:id="7"/>
-      <w:r>
-        <w:rPr/>
-        <w:t>Popisovaný dokument stanoví pravidla pro převod UML modelu aplikace TPEG do XML schématu používaného pro návrh a validaci XML (tpegML) dokumentů pro danou aplikaci TPEG. Obsahuje definice XML schématu i s příklady samotného XML pro abstraktní datové typy a pravidla pro konverzi složených datových typů stanovených v ISO/TS 21219-2.</w:t>
-      </w:r>
-    </w:p>
-    <w:p>
-      <w:pPr>
-        <w:pStyle w:val="Heading1"/>
-        <w:ind w:hanging="0" w:start="0"/>
-        <w:rPr/>
-      </w:pPr>
       <w:bookmarkStart w:id="8" w:name="h.2s8eyo1"/>
       <w:bookmarkEnd w:id="8"/>
       <w:r>
         <w:rPr/>
-        <w:t>3 Termíny, definice a zkratky</w:t>
+        <w:t xml:space="preserve">3 Termíny, definice a zkratky</w:t>
       </w:r>
     </w:p>
     <w:p>
@@ -531,31 +530,11 @@
     </w:p>
     <w:p>
       <w:pPr>
-        <w:pStyle w:val="Textnormy"/>
-        <w:rPr>
-          <w:rFonts w:cs="Arial"/>
-        </w:rPr>
-      </w:pPr>
-      <w:r>
-        <w:rPr>
-          <w:rFonts w:cs="Arial"/>
-        </w:rPr>
-        <w:t xml:space="preserve">Další termíny a zkratky z oboru ITS jsou obsaženy ve slovníku ITS terminology (</w:t>
-      </w:r>
-      <w:hyperlink r:id="rId13">
-        <w:r>
-          <w:rPr>
-            <w:rStyle w:val="Hyperlink"/>
-            <w:rFonts w:cs="Arial"/>
-          </w:rPr>
-          <w:t xml:space="preserve">www.ITSterminology.org</w:t>
-        </w:r>
-      </w:hyperlink>
-      <w:r>
-        <w:rPr>
-          <w:rFonts w:cs="Arial"/>
-        </w:rPr>
-        <w:t xml:space="preserve">).</w:t>
+        <w:pStyle w:val="normal1"/>
+        <w:rPr/>
+      </w:pPr>
+      <w:r>
+        <w:t xml:space="preserve">Další termíny a zkratky z oboru ITS jsou obsaženy ve slovníku ITS terminology (www.ITSterminology.org).</w:t>
       </w:r>
     </w:p>
     <w:p>
@@ -816,7 +795,7 @@
             </wp:cNvGraphicFramePr>
             <a:graphic xmlns:a="http://schemas.openxmlformats.org/drawingml/2006/main">
               <a:graphicData uri="http://schemas.openxmlformats.org/drawingml/2006/picture">
-                <pic:pic xmlns:pic="http://schemas.openxmlformats.org/drawingml/2006/picture">
+                <pic:pic>
                   <pic:nvPicPr>
                     <pic:cNvPr id="1" name="image04.png"/>
                     <pic:cNvPicPr>
@@ -1097,7 +1076,7 @@
             </wp:cNvGraphicFramePr>
             <a:graphic xmlns:a="http://schemas.openxmlformats.org/drawingml/2006/main">
               <a:graphicData uri="http://schemas.openxmlformats.org/drawingml/2006/picture">
-                <pic:pic xmlns:pic="http://schemas.openxmlformats.org/drawingml/2006/picture">
+                <pic:pic>
                   <pic:nvPicPr>
                     <pic:cNvPr id="2" name="image07.png"/>
                     <pic:cNvPicPr>
@@ -1367,7 +1346,7 @@
             </wp:cNvGraphicFramePr>
             <a:graphic xmlns:a="http://schemas.openxmlformats.org/drawingml/2006/main">
               <a:graphicData uri="http://schemas.openxmlformats.org/drawingml/2006/picture">
-                <pic:pic xmlns:pic="http://schemas.openxmlformats.org/drawingml/2006/picture">
+                <pic:pic>
                   <pic:nvPicPr>
                     <pic:cNvPr id="3" name="image05.png"/>
                     <pic:cNvPicPr>
@@ -1608,7 +1587,7 @@
             </wp:cNvGraphicFramePr>
             <a:graphic xmlns:a="http://schemas.openxmlformats.org/drawingml/2006/main">
               <a:graphicData uri="http://schemas.openxmlformats.org/drawingml/2006/picture">
-                <pic:pic xmlns:pic="http://schemas.openxmlformats.org/drawingml/2006/picture">
+                <pic:pic>
                   <pic:nvPicPr>
                     <pic:cNvPr id="4" name="image09.png"/>
                     <pic:cNvPicPr>

--- a/extrakty/doc/TC278WG4/extract_21219-4_(2015).docx
+++ b/extrakty/doc/TC278WG4/extract_21219-4_(2015).docx
@@ -125,7 +125,7 @@
                 <w:sz w:val="28"/>
                 <w:szCs w:val="28"/>
               </w:rPr>
-              <w:t xml:space="preserve">01 8259</w:t>
+              <w:t xml:space="preserve"/>
             </w:r>
           </w:p>
         </w:tc>
